--- a/templates/tugas.docx
+++ b/templates/tugas.docx
@@ -6355,13 +6355,10 @@
     </w:p>
     <w:p>
       <w:pPr>
-        <w:spacing w:before="11"/>
         <w:jc w:val="center"/>
+        <w:spacing w:before="0" w:after="0" w:line="20" w:lineRule="exact"/>
         <w:rPr>
-          <w:rFonts w:ascii="Arial" w:hAnsi="Arial" w:cs="Arial"/>
-          <w:sz w:val="24"/>
-          <w:szCs w:val="24"/>
-          <w:lang w:val="en-US"/>
+          <w:sz w:val="2"/>
         </w:rPr>
       </w:pPr>
     </w:p>
@@ -6370,12 +6367,9 @@
         <w:tabs>
           <w:tab w:val="left" w:pos="2400"/>
         </w:tabs>
-        <w:spacing w:before="11"/>
+        <w:spacing w:before="0" w:after="0" w:line="20" w:lineRule="exact"/>
         <w:rPr>
-          <w:rFonts w:ascii="Arial" w:hAnsi="Arial" w:cs="Arial"/>
-          <w:sz w:val="24"/>
-          <w:szCs w:val="24"/>
-          <w:lang w:val="en-US"/>
+          <w:sz w:val="2"/>
         </w:rPr>
       </w:pPr>
       <w:r>
@@ -6390,13 +6384,10 @@
     </w:p>
     <w:p>
       <w:pPr>
-        <w:spacing w:before="11"/>
         <w:jc w:val="center"/>
+        <w:spacing w:before="0" w:after="0" w:line="20" w:lineRule="exact"/>
         <w:rPr>
-          <w:rFonts w:ascii="Arial" w:hAnsi="Arial" w:cs="Arial"/>
-          <w:sz w:val="24"/>
-          <w:szCs w:val="24"/>
-          <w:lang w:val="en-US"/>
+          <w:sz w:val="2"/>
         </w:rPr>
       </w:pPr>
       <w:r>
@@ -6411,36 +6402,27 @@
     </w:p>
     <w:p>
       <w:pPr>
-        <w:spacing w:before="11"/>
         <w:jc w:val="center"/>
+        <w:spacing w:before="0" w:after="0" w:line="20" w:lineRule="exact"/>
         <w:rPr>
-          <w:rFonts w:ascii="Arial" w:hAnsi="Arial" w:cs="Arial"/>
-          <w:sz w:val="24"/>
-          <w:szCs w:val="24"/>
-          <w:lang w:val="en-US"/>
+          <w:sz w:val="2"/>
         </w:rPr>
       </w:pPr>
     </w:p>
     <w:p>
       <w:pPr>
-        <w:spacing w:before="11"/>
         <w:jc w:val="center"/>
+        <w:spacing w:before="0" w:after="0" w:line="20" w:lineRule="exact"/>
         <w:rPr>
-          <w:rFonts w:ascii="Arial" w:hAnsi="Arial" w:cs="Arial"/>
-          <w:sz w:val="24"/>
-          <w:szCs w:val="24"/>
-          <w:lang w:val="en-US"/>
+          <w:sz w:val="2"/>
         </w:rPr>
       </w:pPr>
     </w:p>
     <w:p>
       <w:pPr>
-        <w:spacing w:before="11"/>
+        <w:spacing w:before="0" w:after="0" w:line="20" w:lineRule="exact"/>
         <w:rPr>
-          <w:rFonts w:ascii="Arial" w:hAnsi="Arial" w:cs="Arial"/>
-          <w:sz w:val="24"/>
-          <w:szCs w:val="24"/>
-          <w:lang w:val="en-US"/>
+          <w:sz w:val="2"/>
         </w:rPr>
       </w:pPr>
     </w:p>
